--- a/docs/sample-docs/全球优选_供应商管理制度.docx
+++ b/docs/sample-docs/全球优选_供应商管理制度.docx
@@ -7,24 +7,1035 @@
         <w:pStyle w:val="Heading1"/>
       </w:pPr>
       <w:r>
-        <w:rPr>
-          <w:b/>
-          <w:sz w:val="40"/>
-        </w:rPr>
         <w:t>全球优选 · 供应商管理制度</w:t>
       </w:r>
     </w:p>
-    <w:p/>
+    <w:tbl>
+      <w:tblPr>
+        <w:tblStyle w:val="TableGrid"/>
+        <w:tblW w:type="auto" w:w="0"/>
+        <w:tblLook w:firstColumn="1" w:firstRow="1" w:lastColumn="0" w:lastRow="0" w:noHBand="0" w:noVBand="1" w:val="04A0"/>
+      </w:tblPr>
+      <w:tblGrid>
+        <w:gridCol w:w="4320"/>
+        <w:gridCol w:w="4320"/>
+      </w:tblGrid>
+      <w:tr>
+        <w:tc>
+          <w:tcPr>
+            <w:tcW w:type="dxa" w:w="4320"/>
+          </w:tcPr>
+          <w:p>
+            <w:r>
+              <w:rPr>
+                <w:b/>
+                <w:sz w:val="18"/>
+              </w:rPr>
+              <w:t>文档控制项</w:t>
+            </w:r>
+          </w:p>
+        </w:tc>
+        <w:tc>
+          <w:tcPr>
+            <w:tcW w:type="dxa" w:w="4320"/>
+          </w:tcPr>
+          <w:p>
+            <w:r>
+              <w:rPr>
+                <w:b/>
+                <w:sz w:val="18"/>
+              </w:rPr>
+              <w:t>内容</w:t>
+            </w:r>
+          </w:p>
+        </w:tc>
+      </w:tr>
+      <w:tr>
+        <w:tc>
+          <w:tcPr>
+            <w:tcW w:type="dxa" w:w="4320"/>
+          </w:tcPr>
+          <w:p>
+            <w:r>
+              <w:rPr>
+                <w:b w:val="0"/>
+                <w:sz w:val="18"/>
+              </w:rPr>
+              <w:t>文件编号</w:t>
+            </w:r>
+          </w:p>
+        </w:tc>
+        <w:tc>
+          <w:tcPr>
+            <w:tcW w:type="dxa" w:w="4320"/>
+          </w:tcPr>
+          <w:p>
+            <w:r>
+              <w:rPr>
+                <w:b w:val="0"/>
+                <w:sz w:val="18"/>
+              </w:rPr>
+              <w:t>SOP-SUP-2026-001</w:t>
+            </w:r>
+          </w:p>
+        </w:tc>
+      </w:tr>
+      <w:tr>
+        <w:tc>
+          <w:tcPr>
+            <w:tcW w:type="dxa" w:w="4320"/>
+          </w:tcPr>
+          <w:p>
+            <w:r>
+              <w:rPr>
+                <w:b w:val="0"/>
+                <w:sz w:val="18"/>
+              </w:rPr>
+              <w:t>版本号</w:t>
+            </w:r>
+          </w:p>
+        </w:tc>
+        <w:tc>
+          <w:tcPr>
+            <w:tcW w:type="dxa" w:w="4320"/>
+          </w:tcPr>
+          <w:p>
+            <w:r>
+              <w:rPr>
+                <w:b w:val="0"/>
+                <w:sz w:val="18"/>
+              </w:rPr>
+              <w:t>v2.2</w:t>
+            </w:r>
+          </w:p>
+        </w:tc>
+      </w:tr>
+      <w:tr>
+        <w:tc>
+          <w:tcPr>
+            <w:tcW w:type="dxa" w:w="4320"/>
+          </w:tcPr>
+          <w:p>
+            <w:r>
+              <w:rPr>
+                <w:b w:val="0"/>
+                <w:sz w:val="18"/>
+              </w:rPr>
+              <w:t>生效日期</w:t>
+            </w:r>
+          </w:p>
+        </w:tc>
+        <w:tc>
+          <w:tcPr>
+            <w:tcW w:type="dxa" w:w="4320"/>
+          </w:tcPr>
+          <w:p>
+            <w:r>
+              <w:rPr>
+                <w:b w:val="0"/>
+                <w:sz w:val="18"/>
+              </w:rPr>
+              <w:t>2026-01-01</w:t>
+            </w:r>
+          </w:p>
+        </w:tc>
+      </w:tr>
+      <w:tr>
+        <w:tc>
+          <w:tcPr>
+            <w:tcW w:type="dxa" w:w="4320"/>
+          </w:tcPr>
+          <w:p>
+            <w:r>
+              <w:rPr>
+                <w:b w:val="0"/>
+                <w:sz w:val="18"/>
+              </w:rPr>
+              <w:t>密级</w:t>
+            </w:r>
+          </w:p>
+        </w:tc>
+        <w:tc>
+          <w:tcPr>
+            <w:tcW w:type="dxa" w:w="4320"/>
+          </w:tcPr>
+          <w:p>
+            <w:r>
+              <w:rPr>
+                <w:b w:val="0"/>
+                <w:sz w:val="18"/>
+              </w:rPr>
+              <w:t>内部（限公司员工及签约供应商查阅）</w:t>
+            </w:r>
+          </w:p>
+        </w:tc>
+      </w:tr>
+      <w:tr>
+        <w:tc>
+          <w:tcPr>
+            <w:tcW w:type="dxa" w:w="4320"/>
+          </w:tcPr>
+          <w:p>
+            <w:r>
+              <w:rPr>
+                <w:b w:val="0"/>
+                <w:sz w:val="18"/>
+              </w:rPr>
+              <w:t>受控状态</w:t>
+            </w:r>
+          </w:p>
+        </w:tc>
+        <w:tc>
+          <w:tcPr>
+            <w:tcW w:type="dxa" w:w="4320"/>
+          </w:tcPr>
+          <w:p>
+            <w:r>
+              <w:rPr>
+                <w:b w:val="0"/>
+                <w:sz w:val="18"/>
+              </w:rPr>
+              <w:t>受控文件，未经许可不得外传、复制或摘录</w:t>
+            </w:r>
+          </w:p>
+        </w:tc>
+      </w:tr>
+      <w:tr>
+        <w:tc>
+          <w:tcPr>
+            <w:tcW w:type="dxa" w:w="4320"/>
+          </w:tcPr>
+          <w:p>
+            <w:r>
+              <w:rPr>
+                <w:b w:val="0"/>
+                <w:sz w:val="18"/>
+              </w:rPr>
+              <w:t>编制部门</w:t>
+            </w:r>
+          </w:p>
+        </w:tc>
+        <w:tc>
+          <w:tcPr>
+            <w:tcW w:type="dxa" w:w="4320"/>
+          </w:tcPr>
+          <w:p>
+            <w:r>
+              <w:rPr>
+                <w:b w:val="0"/>
+                <w:sz w:val="18"/>
+              </w:rPr>
+              <w:t>供应链管理部</w:t>
+            </w:r>
+          </w:p>
+        </w:tc>
+      </w:tr>
+      <w:tr>
+        <w:tc>
+          <w:tcPr>
+            <w:tcW w:type="dxa" w:w="4320"/>
+          </w:tcPr>
+          <w:p>
+            <w:r>
+              <w:rPr>
+                <w:b w:val="0"/>
+                <w:sz w:val="18"/>
+              </w:rPr>
+              <w:t>审核</w:t>
+            </w:r>
+          </w:p>
+        </w:tc>
+        <w:tc>
+          <w:tcPr>
+            <w:tcW w:type="dxa" w:w="4320"/>
+          </w:tcPr>
+          <w:p>
+            <w:r>
+              <w:rPr>
+                <w:b w:val="0"/>
+                <w:sz w:val="18"/>
+              </w:rPr>
+              <w:t>品控中心 · 王××</w:t>
+            </w:r>
+          </w:p>
+        </w:tc>
+      </w:tr>
+      <w:tr>
+        <w:tc>
+          <w:tcPr>
+            <w:tcW w:type="dxa" w:w="4320"/>
+          </w:tcPr>
+          <w:p>
+            <w:r>
+              <w:rPr>
+                <w:b w:val="0"/>
+                <w:sz w:val="18"/>
+              </w:rPr>
+              <w:t>批准</w:t>
+            </w:r>
+          </w:p>
+        </w:tc>
+        <w:tc>
+          <w:tcPr>
+            <w:tcW w:type="dxa" w:w="4320"/>
+          </w:tcPr>
+          <w:p>
+            <w:r>
+              <w:rPr>
+                <w:b w:val="0"/>
+                <w:sz w:val="18"/>
+              </w:rPr>
+              <w:t>总经理 · 张××</w:t>
+            </w:r>
+          </w:p>
+        </w:tc>
+      </w:tr>
+      <w:tr>
+        <w:tc>
+          <w:tcPr>
+            <w:tcW w:type="dxa" w:w="4320"/>
+          </w:tcPr>
+          <w:p>
+            <w:r>
+              <w:rPr>
+                <w:b w:val="0"/>
+                <w:sz w:val="18"/>
+              </w:rPr>
+              <w:t>复审周期</w:t>
+            </w:r>
+          </w:p>
+        </w:tc>
+        <w:tc>
+          <w:tcPr>
+            <w:tcW w:type="dxa" w:w="4320"/>
+          </w:tcPr>
+          <w:p>
+            <w:r>
+              <w:rPr>
+                <w:b w:val="0"/>
+                <w:sz w:val="18"/>
+              </w:rPr>
+              <w:t>每 6 个月，由供应链管理部发起</w:t>
+            </w:r>
+          </w:p>
+        </w:tc>
+      </w:tr>
+    </w:tbl>
     <w:p>
       <w:pPr>
-        <w:ind w:left="567"/>
+        <w:pStyle w:val="Heading2"/>
       </w:pPr>
       <w:r>
-        <w:rPr>
-          <w:i/>
-          <w:color w:val="646464"/>
-        </w:rPr>
-        <w:t>文件编号: SOP-SUP-2026-001 | 生效日期: 2026-01-01 | 版本: v2.1</w:t>
+        <w:t>修订记录</w:t>
+      </w:r>
+    </w:p>
+    <w:tbl>
+      <w:tblPr>
+        <w:tblStyle w:val="TableGrid"/>
+        <w:tblW w:type="auto" w:w="0"/>
+        <w:tblLook w:firstColumn="1" w:firstRow="1" w:lastColumn="0" w:lastRow="0" w:noHBand="0" w:noVBand="1" w:val="04A0"/>
+      </w:tblPr>
+      <w:tblGrid>
+        <w:gridCol w:w="1728"/>
+        <w:gridCol w:w="1728"/>
+        <w:gridCol w:w="1728"/>
+        <w:gridCol w:w="1728"/>
+        <w:gridCol w:w="1728"/>
+      </w:tblGrid>
+      <w:tr>
+        <w:tc>
+          <w:tcPr>
+            <w:tcW w:type="dxa" w:w="1728"/>
+          </w:tcPr>
+          <w:p>
+            <w:r>
+              <w:rPr>
+                <w:b/>
+                <w:sz w:val="18"/>
+              </w:rPr>
+              <w:t>版本</w:t>
+            </w:r>
+          </w:p>
+        </w:tc>
+        <w:tc>
+          <w:tcPr>
+            <w:tcW w:type="dxa" w:w="1728"/>
+          </w:tcPr>
+          <w:p>
+            <w:r>
+              <w:rPr>
+                <w:b/>
+                <w:sz w:val="18"/>
+              </w:rPr>
+              <w:t>日期</w:t>
+            </w:r>
+          </w:p>
+        </w:tc>
+        <w:tc>
+          <w:tcPr>
+            <w:tcW w:type="dxa" w:w="1728"/>
+          </w:tcPr>
+          <w:p>
+            <w:r>
+              <w:rPr>
+                <w:b/>
+                <w:sz w:val="18"/>
+              </w:rPr>
+              <w:t>修订内容</w:t>
+            </w:r>
+          </w:p>
+        </w:tc>
+        <w:tc>
+          <w:tcPr>
+            <w:tcW w:type="dxa" w:w="1728"/>
+          </w:tcPr>
+          <w:p>
+            <w:r>
+              <w:rPr>
+                <w:b/>
+                <w:sz w:val="18"/>
+              </w:rPr>
+              <w:t>编制</w:t>
+            </w:r>
+          </w:p>
+        </w:tc>
+        <w:tc>
+          <w:tcPr>
+            <w:tcW w:type="dxa" w:w="1728"/>
+          </w:tcPr>
+          <w:p>
+            <w:r>
+              <w:rPr>
+                <w:b/>
+                <w:sz w:val="18"/>
+              </w:rPr>
+              <w:t>批准</w:t>
+            </w:r>
+          </w:p>
+        </w:tc>
+      </w:tr>
+      <w:tr>
+        <w:tc>
+          <w:tcPr>
+            <w:tcW w:type="dxa" w:w="1728"/>
+          </w:tcPr>
+          <w:p>
+            <w:r>
+              <w:rPr>
+                <w:b w:val="0"/>
+                <w:sz w:val="18"/>
+              </w:rPr>
+              <w:t>v1.0</w:t>
+            </w:r>
+          </w:p>
+        </w:tc>
+        <w:tc>
+          <w:tcPr>
+            <w:tcW w:type="dxa" w:w="1728"/>
+          </w:tcPr>
+          <w:p>
+            <w:r>
+              <w:rPr>
+                <w:b w:val="0"/>
+                <w:sz w:val="18"/>
+              </w:rPr>
+              <w:t>2024-01-01</w:t>
+            </w:r>
+          </w:p>
+        </w:tc>
+        <w:tc>
+          <w:tcPr>
+            <w:tcW w:type="dxa" w:w="1728"/>
+          </w:tcPr>
+          <w:p>
+            <w:r>
+              <w:rPr>
+                <w:b w:val="0"/>
+                <w:sz w:val="18"/>
+              </w:rPr>
+              <w:t>首次发布</w:t>
+            </w:r>
+          </w:p>
+        </w:tc>
+        <w:tc>
+          <w:tcPr>
+            <w:tcW w:type="dxa" w:w="1728"/>
+          </w:tcPr>
+          <w:p>
+            <w:r>
+              <w:rPr>
+                <w:b w:val="0"/>
+                <w:sz w:val="18"/>
+              </w:rPr>
+              <w:t>供应链管理部</w:t>
+            </w:r>
+          </w:p>
+        </w:tc>
+        <w:tc>
+          <w:tcPr>
+            <w:tcW w:type="dxa" w:w="1728"/>
+          </w:tcPr>
+          <w:p>
+            <w:r>
+              <w:rPr>
+                <w:b w:val="0"/>
+                <w:sz w:val="18"/>
+              </w:rPr>
+              <w:t>张××</w:t>
+            </w:r>
+          </w:p>
+        </w:tc>
+      </w:tr>
+      <w:tr>
+        <w:tc>
+          <w:tcPr>
+            <w:tcW w:type="dxa" w:w="1728"/>
+          </w:tcPr>
+          <w:p>
+            <w:r>
+              <w:rPr>
+                <w:b w:val="0"/>
+                <w:sz w:val="18"/>
+              </w:rPr>
+              <w:t>v2.0</w:t>
+            </w:r>
+          </w:p>
+        </w:tc>
+        <w:tc>
+          <w:tcPr>
+            <w:tcW w:type="dxa" w:w="1728"/>
+          </w:tcPr>
+          <w:p>
+            <w:r>
+              <w:rPr>
+                <w:b w:val="0"/>
+                <w:sz w:val="18"/>
+              </w:rPr>
+              <w:t>2024-09-01</w:t>
+            </w:r>
+          </w:p>
+        </w:tc>
+        <w:tc>
+          <w:tcPr>
+            <w:tcW w:type="dxa" w:w="1728"/>
+          </w:tcPr>
+          <w:p>
+            <w:r>
+              <w:rPr>
+                <w:b w:val="0"/>
+                <w:sz w:val="18"/>
+              </w:rPr>
+              <w:t>修订第三章；新增 3.3 节</w:t>
+            </w:r>
+          </w:p>
+        </w:tc>
+        <w:tc>
+          <w:tcPr>
+            <w:tcW w:type="dxa" w:w="1728"/>
+          </w:tcPr>
+          <w:p>
+            <w:r>
+              <w:rPr>
+                <w:b w:val="0"/>
+                <w:sz w:val="18"/>
+              </w:rPr>
+              <w:t>供应链管理部</w:t>
+            </w:r>
+          </w:p>
+        </w:tc>
+        <w:tc>
+          <w:tcPr>
+            <w:tcW w:type="dxa" w:w="1728"/>
+          </w:tcPr>
+          <w:p>
+            <w:r>
+              <w:rPr>
+                <w:b w:val="0"/>
+                <w:sz w:val="18"/>
+              </w:rPr>
+              <w:t>张××</w:t>
+            </w:r>
+          </w:p>
+        </w:tc>
+      </w:tr>
+      <w:tr>
+        <w:tc>
+          <w:tcPr>
+            <w:tcW w:type="dxa" w:w="1728"/>
+          </w:tcPr>
+          <w:p>
+            <w:r>
+              <w:rPr>
+                <w:b w:val="0"/>
+                <w:sz w:val="18"/>
+              </w:rPr>
+              <w:t>v2.1</w:t>
+            </w:r>
+          </w:p>
+        </w:tc>
+        <w:tc>
+          <w:tcPr>
+            <w:tcW w:type="dxa" w:w="1728"/>
+          </w:tcPr>
+          <w:p>
+            <w:r>
+              <w:rPr>
+                <w:b w:val="0"/>
+                <w:sz w:val="18"/>
+              </w:rPr>
+              <w:t>2025-06-01</w:t>
+            </w:r>
+          </w:p>
+        </w:tc>
+        <w:tc>
+          <w:tcPr>
+            <w:tcW w:type="dxa" w:w="1728"/>
+          </w:tcPr>
+          <w:p>
+            <w:r>
+              <w:rPr>
+                <w:b w:val="0"/>
+                <w:sz w:val="18"/>
+              </w:rPr>
+              <w:t>新增第四章</w:t>
+            </w:r>
+          </w:p>
+        </w:tc>
+        <w:tc>
+          <w:tcPr>
+            <w:tcW w:type="dxa" w:w="1728"/>
+          </w:tcPr>
+          <w:p>
+            <w:r>
+              <w:rPr>
+                <w:b w:val="0"/>
+                <w:sz w:val="18"/>
+              </w:rPr>
+              <w:t>供应链管理部</w:t>
+            </w:r>
+          </w:p>
+        </w:tc>
+        <w:tc>
+          <w:tcPr>
+            <w:tcW w:type="dxa" w:w="1728"/>
+          </w:tcPr>
+          <w:p>
+            <w:r>
+              <w:rPr>
+                <w:b w:val="0"/>
+                <w:sz w:val="18"/>
+              </w:rPr>
+              <w:t>张××</w:t>
+            </w:r>
+          </w:p>
+        </w:tc>
+      </w:tr>
+      <w:tr>
+        <w:tc>
+          <w:tcPr>
+            <w:tcW w:type="dxa" w:w="1728"/>
+          </w:tcPr>
+          <w:p>
+            <w:r>
+              <w:rPr>
+                <w:b w:val="0"/>
+                <w:sz w:val="18"/>
+              </w:rPr>
+              <w:t>v2.2</w:t>
+            </w:r>
+          </w:p>
+        </w:tc>
+        <w:tc>
+          <w:tcPr>
+            <w:tcW w:type="dxa" w:w="1728"/>
+          </w:tcPr>
+          <w:p>
+            <w:r>
+              <w:rPr>
+                <w:b w:val="0"/>
+                <w:sz w:val="18"/>
+              </w:rPr>
+              <w:t>2026-01-01</w:t>
+            </w:r>
+          </w:p>
+        </w:tc>
+        <w:tc>
+          <w:tcPr>
+            <w:tcW w:type="dxa" w:w="1728"/>
+          </w:tcPr>
+          <w:p>
+            <w:r>
+              <w:rPr>
+                <w:b w:val="0"/>
+                <w:sz w:val="18"/>
+              </w:rPr>
+              <w:t>新增第五章；按公司统一文档模板重构章节编号与文档控制项</w:t>
+            </w:r>
+          </w:p>
+        </w:tc>
+        <w:tc>
+          <w:tcPr>
+            <w:tcW w:type="dxa" w:w="1728"/>
+          </w:tcPr>
+          <w:p>
+            <w:r>
+              <w:rPr>
+                <w:b w:val="0"/>
+                <w:sz w:val="18"/>
+              </w:rPr>
+              <w:t>供应链管理部</w:t>
+            </w:r>
+          </w:p>
+        </w:tc>
+        <w:tc>
+          <w:tcPr>
+            <w:tcW w:type="dxa" w:w="1728"/>
+          </w:tcPr>
+          <w:p>
+            <w:r>
+              <w:rPr>
+                <w:b w:val="0"/>
+                <w:sz w:val="18"/>
+              </w:rPr>
+              <w:t>张××</w:t>
+            </w:r>
+          </w:p>
+        </w:tc>
+      </w:tr>
+    </w:tbl>
+    <w:p>
+      <w:pPr>
+        <w:pStyle w:val="Heading2"/>
+      </w:pPr>
+      <w:r>
+        <w:t>第一章 总则</w:t>
+      </w:r>
+    </w:p>
+    <w:p>
+      <w:pPr>
+        <w:pStyle w:val="Heading3"/>
+      </w:pPr>
+      <w:r>
+        <w:t>1.1 目的</w:t>
+      </w:r>
+    </w:p>
+    <w:p>
+      <w:r>
+        <w:t>规范供应商准入、考核、淘汰全流程，确保供应链质量稳定、成本可控、交付准时。</w:t>
+      </w:r>
+    </w:p>
+    <w:p>
+      <w:pPr>
+        <w:pStyle w:val="Heading3"/>
+      </w:pPr>
+      <w:r>
+        <w:t>1.2 适用范围</w:t>
+      </w:r>
+    </w:p>
+    <w:p>
+      <w:r>
+        <w:t>本制度适用于 GLOBEST 品牌旗下所有原材料供应商、OEM/ODM 代工厂、包材辅料供应商。物流服务商另行适用《物流服务商管理办法》，不在本制度范围内。</w:t>
+      </w:r>
+    </w:p>
+    <w:p>
+      <w:pPr>
+        <w:pStyle w:val="Heading3"/>
+      </w:pPr>
+      <w:r>
+        <w:t>1.3 核心原则</w:t>
+      </w:r>
+    </w:p>
+    <w:p>
+      <w:r>
+        <w:t>- 质量优先：质量评分占供应商总评分 50%，安全类问题适用一票否决制。</w:t>
+      </w:r>
+    </w:p>
+    <w:p>
+      <w:r>
+        <w:t>- 阳光采购：所有供应商须签署《反商业贿赂承诺书》，采购人员不得接受供应商任何形式的馈赠。</w:t>
+      </w:r>
+    </w:p>
+    <w:p>
+      <w:r>
+        <w:t>- 长期合作：年度评分前 20% 的供应商享受优先排单与结算优惠。</w:t>
+      </w:r>
+    </w:p>
+    <w:p>
+      <w:pPr>
+        <w:pStyle w:val="Heading2"/>
+      </w:pPr>
+      <w:r>
+        <w:t>第二章 供应商准入</w:t>
+      </w:r>
+    </w:p>
+    <w:p>
+      <w:pPr>
+        <w:pStyle w:val="Heading3"/>
+      </w:pPr>
+      <w:r>
+        <w:t>2.1 基本资质门槛</w:t>
+      </w:r>
+    </w:p>
+    <w:tbl>
+      <w:tblPr>
+        <w:tblStyle w:val="TableGrid"/>
+        <w:tblW w:type="auto" w:w="0"/>
+        <w:tblLook w:firstColumn="1" w:firstRow="1" w:lastColumn="0" w:lastRow="0" w:noHBand="0" w:noVBand="1" w:val="04A0"/>
+      </w:tblPr>
+      <w:tblGrid>
+        <w:gridCol w:w="4320"/>
+        <w:gridCol w:w="4320"/>
+      </w:tblGrid>
+      <w:tr>
+        <w:tc>
+          <w:tcPr>
+            <w:tcW w:type="dxa" w:w="4320"/>
+          </w:tcPr>
+          <w:p>
+            <w:r>
+              <w:rPr>
+                <w:b/>
+                <w:sz w:val="18"/>
+              </w:rPr>
+              <w:t>资质项</w:t>
+            </w:r>
+          </w:p>
+        </w:tc>
+        <w:tc>
+          <w:tcPr>
+            <w:tcW w:type="dxa" w:w="4320"/>
+          </w:tcPr>
+          <w:p>
+            <w:r>
+              <w:rPr>
+                <w:b/>
+                <w:sz w:val="18"/>
+              </w:rPr>
+              <w:t>要求</w:t>
+            </w:r>
+          </w:p>
+        </w:tc>
+      </w:tr>
+      <w:tr>
+        <w:tc>
+          <w:tcPr>
+            <w:tcW w:type="dxa" w:w="4320"/>
+          </w:tcPr>
+          <w:p>
+            <w:r>
+              <w:rPr>
+                <w:b w:val="0"/>
+                <w:sz w:val="18"/>
+              </w:rPr>
+              <w:t>营业执照</w:t>
+            </w:r>
+          </w:p>
+        </w:tc>
+        <w:tc>
+          <w:tcPr>
+            <w:tcW w:type="dxa" w:w="4320"/>
+          </w:tcPr>
+          <w:p>
+            <w:r>
+              <w:rPr>
+                <w:b w:val="0"/>
+                <w:sz w:val="18"/>
+              </w:rPr>
+              <w:t>注册资金不少于 100 万人民币，经营范围涵盖供货品类</w:t>
+            </w:r>
+          </w:p>
+        </w:tc>
+      </w:tr>
+      <w:tr>
+        <w:tc>
+          <w:tcPr>
+            <w:tcW w:type="dxa" w:w="4320"/>
+          </w:tcPr>
+          <w:p>
+            <w:r>
+              <w:rPr>
+                <w:b w:val="0"/>
+                <w:sz w:val="18"/>
+              </w:rPr>
+              <w:t>生产许可</w:t>
+            </w:r>
+          </w:p>
+        </w:tc>
+        <w:tc>
+          <w:tcPr>
+            <w:tcW w:type="dxa" w:w="4320"/>
+          </w:tcPr>
+          <w:p>
+            <w:r>
+              <w:rPr>
+                <w:b w:val="0"/>
+                <w:sz w:val="18"/>
+              </w:rPr>
+              <w:t>涉及食品接触材料须提供《全国工业产品生产许可证》</w:t>
+            </w:r>
+          </w:p>
+        </w:tc>
+      </w:tr>
+      <w:tr>
+        <w:tc>
+          <w:tcPr>
+            <w:tcW w:type="dxa" w:w="4320"/>
+          </w:tcPr>
+          <w:p>
+            <w:r>
+              <w:rPr>
+                <w:b w:val="0"/>
+                <w:sz w:val="18"/>
+              </w:rPr>
+              <w:t>体系认证</w:t>
+            </w:r>
+          </w:p>
+        </w:tc>
+        <w:tc>
+          <w:tcPr>
+            <w:tcW w:type="dxa" w:w="4320"/>
+          </w:tcPr>
+          <w:p>
+            <w:r>
+              <w:rPr>
+                <w:b w:val="0"/>
+                <w:sz w:val="18"/>
+              </w:rPr>
+              <w:t>ISO 9001 为硬性要求，皮具类须有 Leather Working Group 认证或等效证明</w:t>
+            </w:r>
+          </w:p>
+        </w:tc>
+      </w:tr>
+      <w:tr>
+        <w:tc>
+          <w:tcPr>
+            <w:tcW w:type="dxa" w:w="4320"/>
+          </w:tcPr>
+          <w:p>
+            <w:r>
+              <w:rPr>
+                <w:b w:val="0"/>
+                <w:sz w:val="18"/>
+              </w:rPr>
+              <w:t>环保合规</w:t>
+            </w:r>
+          </w:p>
+        </w:tc>
+        <w:tc>
+          <w:tcPr>
+            <w:tcW w:type="dxa" w:w="4320"/>
+          </w:tcPr>
+          <w:p>
+            <w:r>
+              <w:rPr>
+                <w:b w:val="0"/>
+                <w:sz w:val="18"/>
+              </w:rPr>
+              <w:t>排污许可证或环保备案回执，不得在环保黑名单内</w:t>
+            </w:r>
+          </w:p>
+        </w:tc>
+      </w:tr>
+      <w:tr>
+        <w:tc>
+          <w:tcPr>
+            <w:tcW w:type="dxa" w:w="4320"/>
+          </w:tcPr>
+          <w:p>
+            <w:r>
+              <w:rPr>
+                <w:b w:val="0"/>
+                <w:sz w:val="18"/>
+              </w:rPr>
+              <w:t>出口资质</w:t>
+            </w:r>
+          </w:p>
+        </w:tc>
+        <w:tc>
+          <w:tcPr>
+            <w:tcW w:type="dxa" w:w="4320"/>
+          </w:tcPr>
+          <w:p>
+            <w:r>
+              <w:rPr>
+                <w:b w:val="0"/>
+                <w:sz w:val="18"/>
+              </w:rPr>
+              <w:t>能开具增值税专用发票，具备出口退税备案</w:t>
+            </w:r>
+          </w:p>
+        </w:tc>
+      </w:tr>
+      <w:tr>
+        <w:tc>
+          <w:tcPr>
+            <w:tcW w:type="dxa" w:w="4320"/>
+          </w:tcPr>
+          <w:p>
+            <w:r>
+              <w:rPr>
+                <w:b w:val="0"/>
+                <w:sz w:val="18"/>
+              </w:rPr>
+              <w:t>社会责任</w:t>
+            </w:r>
+          </w:p>
+        </w:tc>
+        <w:tc>
+          <w:tcPr>
+            <w:tcW w:type="dxa" w:w="4320"/>
+          </w:tcPr>
+          <w:p>
+            <w:r>
+              <w:rPr>
+                <w:b w:val="0"/>
+                <w:sz w:val="18"/>
+              </w:rPr>
+              <w:t>通过 SMETA、BSCI、SA8000 之一的社会责任审核</w:t>
+            </w:r>
+          </w:p>
+        </w:tc>
+      </w:tr>
+    </w:tbl>
+    <w:p>
+      <w:pPr>
+        <w:pStyle w:val="Heading3"/>
+      </w:pPr>
+      <w:r>
+        <w:t>2.2 准入评审流程</w:t>
+      </w:r>
+    </w:p>
+    <w:p>
+      <w:r>
+        <w:t>1. 资质初审（采购部，3 个工作日）：核对资质文件完整性。</w:t>
+      </w:r>
+    </w:p>
+    <w:p>
+      <w:r>
+        <w:t>2. 现场验厂（品控与采购联合，5 个工作日）：按《供应商验厂检查表》逐项打分，低于 70 分直接淘汰。</w:t>
+      </w:r>
+    </w:p>
+    <w:p>
+      <w:r>
+        <w:t>3. 打样确认（品控与设计，7 个工作日）：提供三次打样机会，三次均不合格则淘汰。</w:t>
+      </w:r>
+    </w:p>
+    <w:p>
+      <w:r>
+        <w:t>4. 小批量试产（300 至 500 件，14 个工作日）：检验批次合格率须不低于 98%。</w:t>
+      </w:r>
+    </w:p>
+    <w:p>
+      <w:r>
+        <w:t>5. 纳入合格供应商名录：系统录入，分配供应商编码。</w:t>
+      </w:r>
+    </w:p>
+    <w:p>
+      <w:pPr>
+        <w:pStyle w:val="Heading3"/>
+      </w:pPr>
+      <w:r>
+        <w:t>2.3 供应商编码规则</w:t>
       </w:r>
     </w:p>
     <w:p>
@@ -33,587 +1044,930 @@
       </w:pPr>
       <w:r>
         <w:rPr>
-          <w:i/>
-          <w:color w:val="646464"/>
+          <w:rFonts w:ascii="Consolas" w:hAnsi="Consolas"/>
+          <w:sz w:val="18"/>
         </w:rPr>
-        <w:t>制定: 供应链管理部 | 批准: 张总经理</w:t>
+        <w:t>SUP-{品类}-{年份}-{序号}</w:t>
       </w:r>
     </w:p>
-    <w:p/>
     <w:p>
+      <w:pPr>
+        <w:ind w:left="567"/>
+      </w:pPr>
       <w:r>
-        <w:t>────────────────────────────────────────────────────────────</w:t>
+        <w:rPr>
+          <w:rFonts w:ascii="Consolas" w:hAnsi="Consolas"/>
+          <w:sz w:val="18"/>
+        </w:rPr>
+        <w:t>品类: LTH(皮具), BTL(杯具), HAT(帽饰), PKG(包材)</w:t>
       </w:r>
     </w:p>
-    <w:p/>
+    <w:p>
+      <w:pPr>
+        <w:ind w:left="567"/>
+      </w:pPr>
+      <w:r>
+        <w:rPr>
+          <w:rFonts w:ascii="Consolas" w:hAnsi="Consolas"/>
+          <w:sz w:val="18"/>
+        </w:rPr>
+        <w:t>示例: SUP-LTH-2026-003  表示 2026 年第 3 家皮具供应商</w:t>
+      </w:r>
+    </w:p>
     <w:p>
       <w:pPr>
         <w:pStyle w:val="Heading2"/>
       </w:pPr>
       <w:r>
-        <w:rPr>
-          <w:b/>
-          <w:sz w:val="32"/>
-        </w:rPr>
-        <w:t>第一章 总则</w:t>
+        <w:t>第三章 绩效考核</w:t>
       </w:r>
     </w:p>
-    <w:p/>
     <w:p>
+      <w:pPr>
+        <w:pStyle w:val="Heading3"/>
+      </w:pPr>
       <w:r>
-        <w:t>1.1 目的</w:t>
+        <w:t>3.1 考核维度与权重</w:t>
       </w:r>
     </w:p>
-    <w:p/>
+    <w:tbl>
+      <w:tblPr>
+        <w:tblStyle w:val="TableGrid"/>
+        <w:tblW w:type="auto" w:w="0"/>
+        <w:tblLook w:firstColumn="1" w:firstRow="1" w:lastColumn="0" w:lastRow="0" w:noHBand="0" w:noVBand="1" w:val="04A0"/>
+      </w:tblPr>
+      <w:tblGrid>
+        <w:gridCol w:w="2880"/>
+        <w:gridCol w:w="2880"/>
+        <w:gridCol w:w="2880"/>
+      </w:tblGrid>
+      <w:tr>
+        <w:tc>
+          <w:tcPr>
+            <w:tcW w:type="dxa" w:w="2880"/>
+          </w:tcPr>
+          <w:p>
+            <w:r>
+              <w:rPr>
+                <w:b/>
+                <w:sz w:val="18"/>
+              </w:rPr>
+              <w:t>维度</w:t>
+            </w:r>
+          </w:p>
+        </w:tc>
+        <w:tc>
+          <w:tcPr>
+            <w:tcW w:type="dxa" w:w="2880"/>
+          </w:tcPr>
+          <w:p>
+            <w:r>
+              <w:rPr>
+                <w:b/>
+                <w:sz w:val="18"/>
+              </w:rPr>
+              <w:t>权重</w:t>
+            </w:r>
+          </w:p>
+        </w:tc>
+        <w:tc>
+          <w:tcPr>
+            <w:tcW w:type="dxa" w:w="2880"/>
+          </w:tcPr>
+          <w:p>
+            <w:r>
+              <w:rPr>
+                <w:b/>
+                <w:sz w:val="18"/>
+              </w:rPr>
+              <w:t>考核指标</w:t>
+            </w:r>
+          </w:p>
+        </w:tc>
+      </w:tr>
+      <w:tr>
+        <w:tc>
+          <w:tcPr>
+            <w:tcW w:type="dxa" w:w="2880"/>
+          </w:tcPr>
+          <w:p>
+            <w:r>
+              <w:rPr>
+                <w:b w:val="0"/>
+                <w:sz w:val="18"/>
+              </w:rPr>
+              <w:t>质量 Q</w:t>
+            </w:r>
+          </w:p>
+        </w:tc>
+        <w:tc>
+          <w:tcPr>
+            <w:tcW w:type="dxa" w:w="2880"/>
+          </w:tcPr>
+          <w:p>
+            <w:r>
+              <w:rPr>
+                <w:b w:val="0"/>
+                <w:sz w:val="18"/>
+              </w:rPr>
+              <w:t>50%</w:t>
+            </w:r>
+          </w:p>
+        </w:tc>
+        <w:tc>
+          <w:tcPr>
+            <w:tcW w:type="dxa" w:w="2880"/>
+          </w:tcPr>
+          <w:p>
+            <w:r>
+              <w:rPr>
+                <w:b w:val="0"/>
+                <w:sz w:val="18"/>
+              </w:rPr>
+              <w:t>批次合格率、客户投诉率、客诉关闭时效</w:t>
+            </w:r>
+          </w:p>
+        </w:tc>
+      </w:tr>
+      <w:tr>
+        <w:tc>
+          <w:tcPr>
+            <w:tcW w:type="dxa" w:w="2880"/>
+          </w:tcPr>
+          <w:p>
+            <w:r>
+              <w:rPr>
+                <w:b w:val="0"/>
+                <w:sz w:val="18"/>
+              </w:rPr>
+              <w:t>交付 D</w:t>
+            </w:r>
+          </w:p>
+        </w:tc>
+        <w:tc>
+          <w:tcPr>
+            <w:tcW w:type="dxa" w:w="2880"/>
+          </w:tcPr>
+          <w:p>
+            <w:r>
+              <w:rPr>
+                <w:b w:val="0"/>
+                <w:sz w:val="18"/>
+              </w:rPr>
+              <w:t>25%</w:t>
+            </w:r>
+          </w:p>
+        </w:tc>
+        <w:tc>
+          <w:tcPr>
+            <w:tcW w:type="dxa" w:w="2880"/>
+          </w:tcPr>
+          <w:p>
+            <w:r>
+              <w:rPr>
+                <w:b w:val="0"/>
+                <w:sz w:val="18"/>
+              </w:rPr>
+              <w:t>准时交付率、紧急订单响应速度</w:t>
+            </w:r>
+          </w:p>
+        </w:tc>
+      </w:tr>
+      <w:tr>
+        <w:tc>
+          <w:tcPr>
+            <w:tcW w:type="dxa" w:w="2880"/>
+          </w:tcPr>
+          <w:p>
+            <w:r>
+              <w:rPr>
+                <w:b w:val="0"/>
+                <w:sz w:val="18"/>
+              </w:rPr>
+              <w:t>成本 C</w:t>
+            </w:r>
+          </w:p>
+        </w:tc>
+        <w:tc>
+          <w:tcPr>
+            <w:tcW w:type="dxa" w:w="2880"/>
+          </w:tcPr>
+          <w:p>
+            <w:r>
+              <w:rPr>
+                <w:b w:val="0"/>
+                <w:sz w:val="18"/>
+              </w:rPr>
+              <w:t>15%</w:t>
+            </w:r>
+          </w:p>
+        </w:tc>
+        <w:tc>
+          <w:tcPr>
+            <w:tcW w:type="dxa" w:w="2880"/>
+          </w:tcPr>
+          <w:p>
+            <w:r>
+              <w:rPr>
+                <w:b w:val="0"/>
+                <w:sz w:val="18"/>
+              </w:rPr>
+              <w:t>报价竞争力、降价配合度</w:t>
+            </w:r>
+          </w:p>
+        </w:tc>
+      </w:tr>
+      <w:tr>
+        <w:tc>
+          <w:tcPr>
+            <w:tcW w:type="dxa" w:w="2880"/>
+          </w:tcPr>
+          <w:p>
+            <w:r>
+              <w:rPr>
+                <w:b w:val="0"/>
+                <w:sz w:val="18"/>
+              </w:rPr>
+              <w:t>配合 S</w:t>
+            </w:r>
+          </w:p>
+        </w:tc>
+        <w:tc>
+          <w:tcPr>
+            <w:tcW w:type="dxa" w:w="2880"/>
+          </w:tcPr>
+          <w:p>
+            <w:r>
+              <w:rPr>
+                <w:b w:val="0"/>
+                <w:sz w:val="18"/>
+              </w:rPr>
+              <w:t>10%</w:t>
+            </w:r>
+          </w:p>
+        </w:tc>
+        <w:tc>
+          <w:tcPr>
+            <w:tcW w:type="dxa" w:w="2880"/>
+          </w:tcPr>
+          <w:p>
+            <w:r>
+              <w:rPr>
+                <w:b w:val="0"/>
+                <w:sz w:val="18"/>
+              </w:rPr>
+              <w:t>问题改善时效、新品开发响应</w:t>
+            </w:r>
+          </w:p>
+        </w:tc>
+      </w:tr>
+    </w:tbl>
     <w:p>
+      <w:pPr>
+        <w:pStyle w:val="Heading3"/>
+      </w:pPr>
       <w:r>
-        <w:t>规范供应商准入、考核、淘汰全流程，确保供应链质量稳定、成本可控、交付准时。</w:t>
+        <w:t>3.2 评分等级与处理</w:t>
       </w:r>
     </w:p>
-    <w:p/>
+    <w:tbl>
+      <w:tblPr>
+        <w:tblStyle w:val="TableGrid"/>
+        <w:tblW w:type="auto" w:w="0"/>
+        <w:tblLook w:firstColumn="1" w:firstRow="1" w:lastColumn="0" w:lastRow="0" w:noHBand="0" w:noVBand="1" w:val="04A0"/>
+      </w:tblPr>
+      <w:tblGrid>
+        <w:gridCol w:w="2880"/>
+        <w:gridCol w:w="2880"/>
+        <w:gridCol w:w="2880"/>
+      </w:tblGrid>
+      <w:tr>
+        <w:tc>
+          <w:tcPr>
+            <w:tcW w:type="dxa" w:w="2880"/>
+          </w:tcPr>
+          <w:p>
+            <w:r>
+              <w:rPr>
+                <w:b/>
+                <w:sz w:val="18"/>
+              </w:rPr>
+              <w:t>等级</w:t>
+            </w:r>
+          </w:p>
+        </w:tc>
+        <w:tc>
+          <w:tcPr>
+            <w:tcW w:type="dxa" w:w="2880"/>
+          </w:tcPr>
+          <w:p>
+            <w:r>
+              <w:rPr>
+                <w:b/>
+                <w:sz w:val="18"/>
+              </w:rPr>
+              <w:t>分数</w:t>
+            </w:r>
+          </w:p>
+        </w:tc>
+        <w:tc>
+          <w:tcPr>
+            <w:tcW w:type="dxa" w:w="2880"/>
+          </w:tcPr>
+          <w:p>
+            <w:r>
+              <w:rPr>
+                <w:b/>
+                <w:sz w:val="18"/>
+              </w:rPr>
+              <w:t>处理措施</w:t>
+            </w:r>
+          </w:p>
+        </w:tc>
+      </w:tr>
+      <w:tr>
+        <w:tc>
+          <w:tcPr>
+            <w:tcW w:type="dxa" w:w="2880"/>
+          </w:tcPr>
+          <w:p>
+            <w:r>
+              <w:rPr>
+                <w:b w:val="0"/>
+                <w:sz w:val="18"/>
+              </w:rPr>
+              <w:t>A 级（优秀）</w:t>
+            </w:r>
+          </w:p>
+        </w:tc>
+        <w:tc>
+          <w:tcPr>
+            <w:tcW w:type="dxa" w:w="2880"/>
+          </w:tcPr>
+          <w:p>
+            <w:r>
+              <w:rPr>
+                <w:b w:val="0"/>
+                <w:sz w:val="18"/>
+              </w:rPr>
+              <w:t>不低于 90</w:t>
+            </w:r>
+          </w:p>
+        </w:tc>
+        <w:tc>
+          <w:tcPr>
+            <w:tcW w:type="dxa" w:w="2880"/>
+          </w:tcPr>
+          <w:p>
+            <w:r>
+              <w:rPr>
+                <w:b w:val="0"/>
+                <w:sz w:val="18"/>
+              </w:rPr>
+              <w:t>优先排单，账期缩短至 T+15</w:t>
+            </w:r>
+          </w:p>
+        </w:tc>
+      </w:tr>
+      <w:tr>
+        <w:tc>
+          <w:tcPr>
+            <w:tcW w:type="dxa" w:w="2880"/>
+          </w:tcPr>
+          <w:p>
+            <w:r>
+              <w:rPr>
+                <w:b w:val="0"/>
+                <w:sz w:val="18"/>
+              </w:rPr>
+              <w:t>B 级（良好）</w:t>
+            </w:r>
+          </w:p>
+        </w:tc>
+        <w:tc>
+          <w:tcPr>
+            <w:tcW w:type="dxa" w:w="2880"/>
+          </w:tcPr>
+          <w:p>
+            <w:r>
+              <w:rPr>
+                <w:b w:val="0"/>
+                <w:sz w:val="18"/>
+              </w:rPr>
+              <w:t>75 至 89</w:t>
+            </w:r>
+          </w:p>
+        </w:tc>
+        <w:tc>
+          <w:tcPr>
+            <w:tcW w:type="dxa" w:w="2880"/>
+          </w:tcPr>
+          <w:p>
+            <w:r>
+              <w:rPr>
+                <w:b w:val="0"/>
+                <w:sz w:val="18"/>
+              </w:rPr>
+              <w:t>正常合作，T+30 账期</w:t>
+            </w:r>
+          </w:p>
+        </w:tc>
+      </w:tr>
+      <w:tr>
+        <w:tc>
+          <w:tcPr>
+            <w:tcW w:type="dxa" w:w="2880"/>
+          </w:tcPr>
+          <w:p>
+            <w:r>
+              <w:rPr>
+                <w:b w:val="0"/>
+                <w:sz w:val="18"/>
+              </w:rPr>
+              <w:t>C 级（待改进）</w:t>
+            </w:r>
+          </w:p>
+        </w:tc>
+        <w:tc>
+          <w:tcPr>
+            <w:tcW w:type="dxa" w:w="2880"/>
+          </w:tcPr>
+          <w:p>
+            <w:r>
+              <w:rPr>
+                <w:b w:val="0"/>
+                <w:sz w:val="18"/>
+              </w:rPr>
+              <w:t>60 至 74</w:t>
+            </w:r>
+          </w:p>
+        </w:tc>
+        <w:tc>
+          <w:tcPr>
+            <w:tcW w:type="dxa" w:w="2880"/>
+          </w:tcPr>
+          <w:p>
+            <w:r>
+              <w:rPr>
+                <w:b w:val="0"/>
+                <w:sz w:val="18"/>
+              </w:rPr>
+              <w:t>减单 30%，限期 60 天改善；连续两季度 C 级降为 D 级</w:t>
+            </w:r>
+          </w:p>
+        </w:tc>
+      </w:tr>
+      <w:tr>
+        <w:tc>
+          <w:tcPr>
+            <w:tcW w:type="dxa" w:w="2880"/>
+          </w:tcPr>
+          <w:p>
+            <w:r>
+              <w:rPr>
+                <w:b w:val="0"/>
+                <w:sz w:val="18"/>
+              </w:rPr>
+              <w:t>D 级（淘汰）</w:t>
+            </w:r>
+          </w:p>
+        </w:tc>
+        <w:tc>
+          <w:tcPr>
+            <w:tcW w:type="dxa" w:w="2880"/>
+          </w:tcPr>
+          <w:p>
+            <w:r>
+              <w:rPr>
+                <w:b w:val="0"/>
+                <w:sz w:val="18"/>
+              </w:rPr>
+              <w:t>低于 60</w:t>
+            </w:r>
+          </w:p>
+        </w:tc>
+        <w:tc>
+          <w:tcPr>
+            <w:tcW w:type="dxa" w:w="2880"/>
+          </w:tcPr>
+          <w:p>
+            <w:r>
+              <w:rPr>
+                <w:b w:val="0"/>
+                <w:sz w:val="18"/>
+              </w:rPr>
+              <w:t>立即停止新单，3 个月内完成库存清理后移出合格名录</w:t>
+            </w:r>
+          </w:p>
+        </w:tc>
+      </w:tr>
+    </w:tbl>
     <w:p>
+      <w:pPr>
+        <w:pStyle w:val="Heading3"/>
+      </w:pPr>
       <w:r>
-        <w:t>1.2 适用范围</w:t>
-      </w:r>
-    </w:p>
-    <w:p/>
-    <w:p>
-      <w:r>
-        <w:t>本制度适用于 GLOBEST 品牌旗下所有原材料供应商、OEM/ODM 代工厂、包材辅料供应商。物流服务商另行适用《物流服务商管理办法》。</w:t>
-      </w:r>
-    </w:p>
-    <w:p/>
-    <w:p>
-      <w:r>
-        <w:t>1.3 核心原则</w:t>
-      </w:r>
-    </w:p>
-    <w:p/>
-    <w:p>
-      <w:r>
-        <w:t>- 质量优先: 质量评分占供应商总评分 50%，一票否决制适用于安全类问题</w:t>
+        <w:t>3.3 一票否决项</w:t>
       </w:r>
     </w:p>
     <w:p>
       <w:r>
-        <w:t>- 阳光采购: 所有供应商须签署《反商业贿赂承诺书》，采购人员不得接受供应商任何形式的馈赠</w:t>
+        <w:t>发生以下情况，直接终止合作且不予结算在途货款：</w:t>
       </w:r>
     </w:p>
     <w:p>
       <w:r>
-        <w:t>- 长期合作: 年度评分前 20% 供应商享受"优先排单+结算优惠"</w:t>
+        <w:t>1. 恶意偷工减料：材质与合同约定不符（如合同要求头层牛皮，实际使用二层皮或人造革）。</w:t>
       </w:r>
     </w:p>
-    <w:p/>
     <w:p>
       <w:r>
-        <w:t>────────────────────────────────────────────────────────────</w:t>
+        <w:t>2. 擅自转包：未经书面同意将订单转包第三方生产。</w:t>
       </w:r>
     </w:p>
-    <w:p/>
+    <w:p>
+      <w:r>
+        <w:t>3. 商业贿赂：向公司员工行贿以获取订单或质检放行。</w:t>
+      </w:r>
+    </w:p>
+    <w:p>
+      <w:r>
+        <w:t>4. 严重安全事故：因供应商原因导致终端消费者人身伤害。</w:t>
+      </w:r>
+    </w:p>
+    <w:p>
+      <w:r>
+        <w:t>5. 数据造假：伪造检测报告、篡改生产记录。</w:t>
+      </w:r>
+    </w:p>
     <w:p>
       <w:pPr>
         <w:pStyle w:val="Heading2"/>
       </w:pPr>
       <w:r>
-        <w:rPr>
-          <w:b/>
-          <w:sz w:val="32"/>
-        </w:rPr>
-        <w:t>第二章 供应商准入</w:t>
+        <w:t>第四章 皮具类特殊要求</w:t>
       </w:r>
     </w:p>
-    <w:p/>
     <w:p>
       <w:pPr>
         <w:pStyle w:val="Heading3"/>
       </w:pPr>
       <w:r>
-        <w:rPr>
-          <w:b/>
-          <w:sz w:val="26"/>
-        </w:rPr>
-        <w:t>2.1 基本资质门槛</w:t>
+        <w:t>4.1 皮革采购标准</w:t>
       </w:r>
     </w:p>
-    <w:p/>
-    <w:p>
-      <w:r>
-        <w:t>资质项  |  要求</w:t>
-      </w:r>
-    </w:p>
-    <w:p>
-      <w:r>
-        <w:t>营业执照  |  注册资金 ≥100 万人民币，经营范围涵盖供货品类</w:t>
-      </w:r>
-    </w:p>
-    <w:p>
-      <w:r>
-        <w:t>生产许可  |  涉及食品接触材料须提供《全国工业产品生产许可证》</w:t>
-      </w:r>
-    </w:p>
-    <w:p>
-      <w:r>
-        <w:t>体系认证  |  ISO 9001 为硬性要求，皮具类须有 Leather Working Group 认证或等效力</w:t>
-      </w:r>
-    </w:p>
-    <w:p>
-      <w:r>
-        <w:t>环保合规  |  排污许可证或环保备案回执，不得在环保黑名单内</w:t>
-      </w:r>
-    </w:p>
-    <w:p>
-      <w:r>
-        <w:t>出口资质  |  能开具增值税专用发票，具备出口退税备案</w:t>
-      </w:r>
-    </w:p>
-    <w:p>
-      <w:r>
-        <w:t>社会责任  |  通过 SMETA/BSCI/SA8000 之一的社会责任审核</w:t>
-      </w:r>
-    </w:p>
-    <w:p/>
+    <w:tbl>
+      <w:tblPr>
+        <w:tblStyle w:val="TableGrid"/>
+        <w:tblW w:type="auto" w:w="0"/>
+        <w:tblLook w:firstColumn="1" w:firstRow="1" w:lastColumn="0" w:lastRow="0" w:noHBand="0" w:noVBand="1" w:val="04A0"/>
+      </w:tblPr>
+      <w:tblGrid>
+        <w:gridCol w:w="2880"/>
+        <w:gridCol w:w="2880"/>
+        <w:gridCol w:w="2880"/>
+      </w:tblGrid>
+      <w:tr>
+        <w:tc>
+          <w:tcPr>
+            <w:tcW w:type="dxa" w:w="2880"/>
+          </w:tcPr>
+          <w:p>
+            <w:r>
+              <w:rPr>
+                <w:b/>
+                <w:sz w:val="18"/>
+              </w:rPr>
+              <w:t>皮料类型</w:t>
+            </w:r>
+          </w:p>
+        </w:tc>
+        <w:tc>
+          <w:tcPr>
+            <w:tcW w:type="dxa" w:w="2880"/>
+          </w:tcPr>
+          <w:p>
+            <w:r>
+              <w:rPr>
+                <w:b/>
+                <w:sz w:val="18"/>
+              </w:rPr>
+              <w:t>分级标准</w:t>
+            </w:r>
+          </w:p>
+        </w:tc>
+        <w:tc>
+          <w:tcPr>
+            <w:tcW w:type="dxa" w:w="2880"/>
+          </w:tcPr>
+          <w:p>
+            <w:r>
+              <w:rPr>
+                <w:b/>
+                <w:sz w:val="18"/>
+              </w:rPr>
+              <w:t>允许瑕疵</w:t>
+            </w:r>
+          </w:p>
+        </w:tc>
+      </w:tr>
+      <w:tr>
+        <w:tc>
+          <w:tcPr>
+            <w:tcW w:type="dxa" w:w="2880"/>
+          </w:tcPr>
+          <w:p>
+            <w:r>
+              <w:rPr>
+                <w:b w:val="0"/>
+                <w:sz w:val="18"/>
+              </w:rPr>
+              <w:t>头层牛皮</w:t>
+            </w:r>
+          </w:p>
+        </w:tc>
+        <w:tc>
+          <w:tcPr>
+            <w:tcW w:type="dxa" w:w="2880"/>
+          </w:tcPr>
+          <w:p>
+            <w:r>
+              <w:rPr>
+                <w:b w:val="0"/>
+                <w:sz w:val="18"/>
+              </w:rPr>
+              <w:t>全粒面，厚度 1.2-1.6mm</w:t>
+            </w:r>
+          </w:p>
+        </w:tc>
+        <w:tc>
+          <w:tcPr>
+            <w:tcW w:type="dxa" w:w="2880"/>
+          </w:tcPr>
+          <w:p>
+            <w:r>
+              <w:rPr>
+                <w:b w:val="0"/>
+                <w:sz w:val="18"/>
+              </w:rPr>
+              <w:t>背部主裁面无明显瑕疵，边腹允许不超过 1 处直径 5mm 伤痕</w:t>
+            </w:r>
+          </w:p>
+        </w:tc>
+      </w:tr>
+      <w:tr>
+        <w:tc>
+          <w:tcPr>
+            <w:tcW w:type="dxa" w:w="2880"/>
+          </w:tcPr>
+          <w:p>
+            <w:r>
+              <w:rPr>
+                <w:b w:val="0"/>
+                <w:sz w:val="18"/>
+              </w:rPr>
+              <w:t>小羊皮</w:t>
+            </w:r>
+          </w:p>
+        </w:tc>
+        <w:tc>
+          <w:tcPr>
+            <w:tcW w:type="dxa" w:w="2880"/>
+          </w:tcPr>
+          <w:p>
+            <w:r>
+              <w:rPr>
+                <w:b w:val="0"/>
+                <w:sz w:val="18"/>
+              </w:rPr>
+              <w:t>全粒面，厚度 0.8-1.0mm</w:t>
+            </w:r>
+          </w:p>
+        </w:tc>
+        <w:tc>
+          <w:tcPr>
+            <w:tcW w:type="dxa" w:w="2880"/>
+          </w:tcPr>
+          <w:p>
+            <w:r>
+              <w:rPr>
+                <w:b w:val="0"/>
+                <w:sz w:val="18"/>
+              </w:rPr>
+              <w:t>无明显血筋；允许不超过 2 处轻微色斑</w:t>
+            </w:r>
+          </w:p>
+        </w:tc>
+      </w:tr>
+      <w:tr>
+        <w:tc>
+          <w:tcPr>
+            <w:tcW w:type="dxa" w:w="2880"/>
+          </w:tcPr>
+          <w:p>
+            <w:r>
+              <w:rPr>
+                <w:b w:val="0"/>
+                <w:sz w:val="18"/>
+              </w:rPr>
+              <w:t>疯马皮</w:t>
+            </w:r>
+          </w:p>
+        </w:tc>
+        <w:tc>
+          <w:tcPr>
+            <w:tcW w:type="dxa" w:w="2880"/>
+          </w:tcPr>
+          <w:p>
+            <w:r>
+              <w:rPr>
+                <w:b w:val="0"/>
+                <w:sz w:val="18"/>
+              </w:rPr>
+              <w:t>油蜡处理，厚度 1.4-1.8mm</w:t>
+            </w:r>
+          </w:p>
+        </w:tc>
+        <w:tc>
+          <w:tcPr>
+            <w:tcW w:type="dxa" w:w="2880"/>
+          </w:tcPr>
+          <w:p>
+            <w:r>
+              <w:rPr>
+                <w:b w:val="0"/>
+                <w:sz w:val="18"/>
+              </w:rPr>
+              <w:t>风格化的自然纹理不属于瑕疵</w:t>
+            </w:r>
+          </w:p>
+        </w:tc>
+      </w:tr>
+      <w:tr>
+        <w:tc>
+          <w:tcPr>
+            <w:tcW w:type="dxa" w:w="2880"/>
+          </w:tcPr>
+          <w:p>
+            <w:r>
+              <w:rPr>
+                <w:b w:val="0"/>
+                <w:sz w:val="18"/>
+              </w:rPr>
+              <w:t>二层牛皮</w:t>
+            </w:r>
+          </w:p>
+        </w:tc>
+        <w:tc>
+          <w:tcPr>
+            <w:tcW w:type="dxa" w:w="2880"/>
+          </w:tcPr>
+          <w:p>
+            <w:r>
+              <w:rPr>
+                <w:b w:val="0"/>
+                <w:sz w:val="18"/>
+              </w:rPr>
+              <w:t>覆膜或 PU 涂饰</w:t>
+            </w:r>
+          </w:p>
+        </w:tc>
+        <w:tc>
+          <w:tcPr>
+            <w:tcW w:type="dxa" w:w="2880"/>
+          </w:tcPr>
+          <w:p>
+            <w:r>
+              <w:rPr>
+                <w:b w:val="0"/>
+                <w:sz w:val="18"/>
+              </w:rPr>
+              <w:t>覆膜无气泡、剥离强度不低于 3N/cm</w:t>
+            </w:r>
+          </w:p>
+        </w:tc>
+      </w:tr>
+    </w:tbl>
     <w:p>
       <w:pPr>
         <w:pStyle w:val="Heading3"/>
       </w:pPr>
       <w:r>
-        <w:rPr>
-          <w:b/>
-          <w:sz w:val="26"/>
-        </w:rPr>
-        <w:t>2.2 准入评审流程</w:t>
-      </w:r>
-    </w:p>
-    <w:p/>
-    <w:p>
-      <w:r>
-        <w:t>1. 资质初审（采购部，3 个工作日）— 核对资质文件完整性</w:t>
+        <w:t>4.2 五金件标准</w:t>
       </w:r>
     </w:p>
     <w:p>
       <w:r>
-        <w:t>2. 现场验厂（品控+采购联合，5 个工作日）— 按《供应商验厂检查表》逐项打分，低于 70 分直接淘汰</w:t>
+        <w:t>- 拉链品牌指定 YKK 或 SBS，须提供品牌授权证明。</w:t>
       </w:r>
     </w:p>
     <w:p>
       <w:r>
-        <w:t>3. 打样确认（品控+设计，7 个工作日）— 三次打样机会；三次均不合格则淘汰</w:t>
+        <w:t>- 电镀厚度：铜底镀镍不少于 5μm，外加镀金或镀铬不少于 0.1μm。</w:t>
       </w:r>
     </w:p>
     <w:p>
       <w:r>
-        <w:t>4. 小批量试产（300-500 件，14 个工作日）— 检验批次合格率须 ≥98%</w:t>
+        <w:t>- 磁扣吸力：单颗磁扣闭合力不低于 3N。</w:t>
       </w:r>
     </w:p>
     <w:p>
       <w:r>
-        <w:t>5. 纳入合格供应商名录 — 系统录入，分配供应商编码</w:t>
+        <w:t>- 所有五金件须能通过 48 小时中性盐雾测试（依据 ISO 9227）。</w:t>
       </w:r>
     </w:p>
-    <w:p/>
+    <w:p>
+      <w:pPr>
+        <w:pStyle w:val="Heading2"/>
+      </w:pPr>
+      <w:r>
+        <w:t>第五章 杯具类特殊要求</w:t>
+      </w:r>
+    </w:p>
     <w:p>
       <w:pPr>
         <w:pStyle w:val="Heading3"/>
       </w:pPr>
       <w:r>
-        <w:rPr>
-          <w:b/>
-          <w:sz w:val="26"/>
-        </w:rPr>
-        <w:t>2.3 供应商编码规则</w:t>
-      </w:r>
-    </w:p>
-    <w:p/>
-    <w:p>
-      <w:r>
-        <w:t>```</w:t>
+        <w:t>5.1 不锈钢材质验证</w:t>
       </w:r>
     </w:p>
     <w:p>
       <w:r>
-        <w:t>SUP-{品类}-{年份}-{序号}</w:t>
+        <w:t>每批次入仓须附带：</w:t>
       </w:r>
     </w:p>
     <w:p>
       <w:r>
-        <w:t>品类: LTH(皮具), BTL(杯具), HAT(帽饰), PKG(包材)</w:t>
+        <w:t>1. 材质光谱分析报告（确认 304 或 316 牌号）。</w:t>
       </w:r>
     </w:p>
     <w:p>
       <w:r>
-        <w:t>示例: SUP-LTH-2026-003 → 2026年第3家皮具供应商</w:t>
+        <w:t>2. 食品接触材料迁移量检测（依据 GB 4806.9）。</w:t>
       </w:r>
     </w:p>
     <w:p>
       <w:r>
-        <w:t>```</w:t>
+        <w:t>3. 如销往欧盟，须提供 EC 1935/2004 符合性声明。</w:t>
       </w:r>
     </w:p>
-    <w:p/>
+    <w:p>
+      <w:pPr>
+        <w:pStyle w:val="Heading3"/>
+      </w:pPr>
+      <w:r>
+        <w:t>5.2 真空保温效能测试</w:t>
+      </w:r>
+    </w:p>
     <w:p>
       <w:r>
-        <w:t>────────────────────────────────────────────────────────────</w:t>
+        <w:t>- 抽样比例：每批次 2%，且不低于 10 个。</w:t>
       </w:r>
     </w:p>
-    <w:p/>
+    <w:p>
+      <w:r>
+        <w:t>- 测试条件：注入 95°C±1°C 热水，环境温度 20°C±2°C。</w:t>
+      </w:r>
+    </w:p>
+    <w:p>
+      <w:r>
+        <w:t>- 判定标准：6 小时后温度不低于 55°C 为合格（316 不锈钢）。</w:t>
+      </w:r>
+    </w:p>
     <w:p>
       <w:pPr>
         <w:pStyle w:val="Heading2"/>
       </w:pPr>
       <w:r>
-        <w:rPr>
-          <w:b/>
-          <w:sz w:val="32"/>
-        </w:rPr>
-        <w:t>第三章 绩效考核</w:t>
-      </w:r>
-    </w:p>
-    <w:p/>
-    <w:p>
-      <w:pPr>
-        <w:pStyle w:val="Heading3"/>
-      </w:pPr>
-      <w:r>
-        <w:rPr>
-          <w:b/>
-          <w:sz w:val="26"/>
-        </w:rPr>
-        <w:t>3.1 考核维度与权重</w:t>
-      </w:r>
-    </w:p>
-    <w:p/>
-    <w:p>
-      <w:r>
-        <w:t>维度  |  权重  |  考核指标</w:t>
+        <w:t>第六章 附则</w:t>
       </w:r>
     </w:p>
     <w:p>
       <w:r>
-        <w:t>质量 Q  |  50%  |  批次合格率、客户投诉率、客诉关闭时效</w:t>
+        <w:t>- 本制度由供应链管理部负责解释。</w:t>
       </w:r>
     </w:p>
     <w:p>
       <w:r>
-        <w:t>交付 D  |  25%  |  准时交付率、紧急订单响应速度</w:t>
+        <w:t>- 本制度每半年复审一次，由供应链管理部发起。</w:t>
       </w:r>
     </w:p>
     <w:p>
       <w:r>
-        <w:t>成本 C  |  15%  |  报价竞争力、降价配合度</w:t>
+        <w:t>- 供应商考核结果每季度在 SRM 系统中公示。</w:t>
       </w:r>
     </w:p>
     <w:p>
       <w:r>
-        <w:t>配合 S  |  10%  |  问题改善时效、新品开发响应</w:t>
-      </w:r>
-    </w:p>
-    <w:p/>
-    <w:p>
-      <w:pPr>
-        <w:pStyle w:val="Heading3"/>
-      </w:pPr>
-      <w:r>
-        <w:rPr>
-          <w:b/>
-          <w:sz w:val="26"/>
-        </w:rPr>
-        <w:t>3.2 评分等级与处理</w:t>
-      </w:r>
-    </w:p>
-    <w:p/>
-    <w:p>
-      <w:r>
-        <w:t>等级  |  分数  |  处理措施</w:t>
+        <w:t>- 自本版本生效之日起，v2.1 版同时废止。</w:t>
       </w:r>
     </w:p>
     <w:p>
       <w:r>
-        <w:t>A 级（优秀）  |  ≥90  |  优先排单，账期缩短至 T+15</w:t>
+        <w:t>- 关联文件：《全球优选 · 跨境电商产品手册》《物流服务商管理办法》《供应商验厂检查表》《反商业贿赂承诺书》《保密协议模板》。</w:t>
       </w:r>
     </w:p>
-    <w:p>
-      <w:r>
-        <w:t>B 级（良好）  |  75-89  |  正常合作，T+30 账期</w:t>
-      </w:r>
-    </w:p>
-    <w:p>
-      <w:r>
-        <w:t>C 级（待改进）  |  60-74  |  减单 30%，限期 60 天改善；连续两季度 C 级降为 D 级</w:t>
-      </w:r>
-    </w:p>
-    <w:p>
-      <w:r>
-        <w:t>D 级（淘汰）  |  &lt;60  |  立即停止新单，3 个月内完成库存清理后移出合格名录</w:t>
-      </w:r>
-    </w:p>
-    <w:p/>
-    <w:p>
-      <w:pPr>
-        <w:pStyle w:val="Heading3"/>
-      </w:pPr>
-      <w:r>
-        <w:rPr>
-          <w:b/>
-          <w:sz w:val="26"/>
-        </w:rPr>
-        <w:t>3.3 一票否决项</w:t>
-      </w:r>
-    </w:p>
-    <w:p/>
-    <w:p>
-      <w:r>
-        <w:t>以下情况发生，直接终止合作且不予结算在途货款：</w:t>
-      </w:r>
-    </w:p>
-    <w:p/>
-    <w:p>
-      <w:r>
-        <w:t>1. 恶意偷工减料: 材质与合同约定不符（如合同要求头层牛皮，实际使用二层或人造革）</w:t>
-      </w:r>
-    </w:p>
-    <w:p>
-      <w:r>
-        <w:t>2. 擅自转包: 未经书面同意将订单转包第三方生产</w:t>
-      </w:r>
-    </w:p>
-    <w:p>
-      <w:r>
-        <w:t>3. 商业贿赂: 向公司员工行贿获取订单或质检放行</w:t>
-      </w:r>
-    </w:p>
-    <w:p>
-      <w:r>
-        <w:t>4. 严重安全事故: 因供应商原因导致终端消费者人身伤害</w:t>
-      </w:r>
-    </w:p>
-    <w:p>
-      <w:r>
-        <w:t>5. 数据造假: 伪造检测报告、篡改生产记录</w:t>
-      </w:r>
-    </w:p>
-    <w:p/>
-    <w:p>
-      <w:r>
-        <w:t>────────────────────────────────────────────────────────────</w:t>
-      </w:r>
-    </w:p>
-    <w:p/>
-    <w:p>
-      <w:pPr>
-        <w:pStyle w:val="Heading2"/>
-      </w:pPr>
-      <w:r>
-        <w:rPr>
-          <w:b/>
-          <w:sz w:val="32"/>
-        </w:rPr>
-        <w:t>第四章 皮具类特殊要求</w:t>
-      </w:r>
-    </w:p>
-    <w:p/>
-    <w:p>
-      <w:pPr>
-        <w:pStyle w:val="Heading3"/>
-      </w:pPr>
-      <w:r>
-        <w:rPr>
-          <w:b/>
-          <w:sz w:val="26"/>
-        </w:rPr>
-        <w:t>4.1 皮革采购标准</w:t>
-      </w:r>
-    </w:p>
-    <w:p/>
-    <w:p>
-      <w:r>
-        <w:t>皮料类型  |  分级标准  |  允许瑕疵</w:t>
-      </w:r>
-    </w:p>
-    <w:p>
-      <w:r>
-        <w:t>头层牛皮  |  全粒面，厚度 1.2-1.6mm  |  背部主裁面无明显瑕疵，边腹允许≤1处直径 5mm 伤痕</w:t>
-      </w:r>
-    </w:p>
-    <w:p>
-      <w:r>
-        <w:t>小羊皮  |  全粒面，厚度 0.8-1.0mm  |  无明显血筋；允许≤2处轻微色斑</w:t>
-      </w:r>
-    </w:p>
-    <w:p>
-      <w:r>
-        <w:t>疯马皮  |  油蜡处理，厚度 1.4-1.8mm  |  风格化的自然纹理不属于瑕疵</w:t>
-      </w:r>
-    </w:p>
-    <w:p>
-      <w:r>
-        <w:t>二层牛皮  |  覆膜/PU 涂饰  |  覆膜无气泡、剥离强度 ≥3N/cm</w:t>
-      </w:r>
-    </w:p>
-    <w:p/>
-    <w:p>
-      <w:pPr>
-        <w:pStyle w:val="Heading3"/>
-      </w:pPr>
-      <w:r>
-        <w:rPr>
-          <w:b/>
-          <w:sz w:val="26"/>
-        </w:rPr>
-        <w:t>4.2 五金件标准</w:t>
-      </w:r>
-    </w:p>
-    <w:p/>
-    <w:p>
-      <w:r>
-        <w:t>- 拉链品牌指定: YKK 或 SBS，须提供品牌授权证明</w:t>
-      </w:r>
-    </w:p>
-    <w:p>
-      <w:r>
-        <w:t>- 电镀厚度: 铜底镀镍 ≥5μm + 镀金/镀铬 ≥0.1μm</w:t>
-      </w:r>
-    </w:p>
-    <w:p>
-      <w:r>
-        <w:t>- 磁扣吸力: 单颗磁扣闭合力 ≥3N</w:t>
-      </w:r>
-    </w:p>
-    <w:p>
-      <w:r>
-        <w:t>- 所有五金件须能通过 48 小时中性盐雾测试（ISO 9227）</w:t>
-      </w:r>
-    </w:p>
-    <w:p/>
-    <w:p>
-      <w:r>
-        <w:t>────────────────────────────────────────────────────────────</w:t>
-      </w:r>
-    </w:p>
-    <w:p/>
-    <w:p>
-      <w:pPr>
-        <w:pStyle w:val="Heading2"/>
-      </w:pPr>
-      <w:r>
-        <w:rPr>
-          <w:b/>
-          <w:sz w:val="32"/>
-        </w:rPr>
-        <w:t>第五章 杯具类特殊要求</w:t>
-      </w:r>
-    </w:p>
-    <w:p/>
-    <w:p>
-      <w:pPr>
-        <w:pStyle w:val="Heading3"/>
-      </w:pPr>
-      <w:r>
-        <w:rPr>
-          <w:b/>
-          <w:sz w:val="26"/>
-        </w:rPr>
-        <w:t>5.1 不锈钢材质验证</w:t>
-      </w:r>
-    </w:p>
-    <w:p/>
-    <w:p>
-      <w:r>
-        <w:t>每批次入仓须附带:</w:t>
-      </w:r>
-    </w:p>
-    <w:p>
-      <w:r>
-        <w:t>1. 材质光谱分析报告（确认 304/316 牌号）</w:t>
-      </w:r>
-    </w:p>
-    <w:p>
-      <w:r>
-        <w:t>2. 食品接触材料迁移量检测（GB 4806.9）</w:t>
-      </w:r>
-    </w:p>
-    <w:p>
-      <w:r>
-        <w:t>3. 如销往欧盟: EC 1935/2004 符合性声明</w:t>
-      </w:r>
-    </w:p>
-    <w:p/>
-    <w:p>
-      <w:pPr>
-        <w:pStyle w:val="Heading3"/>
-      </w:pPr>
-      <w:r>
-        <w:rPr>
-          <w:b/>
-          <w:sz w:val="26"/>
-        </w:rPr>
-        <w:t>5.2 真空保温效能测试</w:t>
-      </w:r>
-    </w:p>
-    <w:p/>
-    <w:p>
-      <w:r>
-        <w:t>- 抽样比例: 每批次 2%，不低于 10 个</w:t>
-      </w:r>
-    </w:p>
-    <w:p>
-      <w:r>
-        <w:t>- 测试条件: 注入 95°C±1°C 热水，环境温度 20°C±2°C</w:t>
-      </w:r>
-    </w:p>
-    <w:p>
-      <w:r>
-        <w:t>- 判定: 6 小时后温度 ≥55°C 为合格（316 不锈钢）</w:t>
-      </w:r>
-    </w:p>
-    <w:p/>
-    <w:p>
-      <w:r>
-        <w:t>────────────────────────────────────────────────────────────</w:t>
-      </w:r>
-    </w:p>
-    <w:p/>
-    <w:p>
-      <w:pPr>
-        <w:pStyle w:val="Heading2"/>
-      </w:pPr>
-      <w:r>
-        <w:rPr>
-          <w:b/>
-          <w:sz w:val="32"/>
-        </w:rPr>
-        <w:t>第六章 附则</w:t>
-      </w:r>
-    </w:p>
-    <w:p/>
-    <w:p>
-      <w:r>
-        <w:t>- 本制度每半年复审一次，由供应链管理部发起</w:t>
-      </w:r>
-    </w:p>
-    <w:p>
-      <w:r>
-        <w:t>- 供应商考核结果每季度在 SRM 系统中公示</w:t>
-      </w:r>
-    </w:p>
-    <w:p>
-      <w:r>
-        <w:t>- 本制度解释权归供应链管理部</w:t>
-      </w:r>
-    </w:p>
-    <w:p/>
-    <w:p>
-      <w:r>
-        <w:t>────────────────────────────────────────────────────────────</w:t>
-      </w:r>
-    </w:p>
-    <w:p/>
-    <w:p>
-      <w:r>
-        <w:t>*附录 A: 供应商验厂检查表 / 附录 B: 反商业贿赂承诺书模板 / 附录 C: 保密协议模板*</w:t>
-      </w:r>
-    </w:p>
-    <w:p/>
     <w:sectPr>
       <w:pgSz w:w="12240" w:h="15840"/>
       <w:pgMar w:top="1440" w:right="1800" w:bottom="1440" w:left="1800" w:header="720" w:footer="720" w:gutter="0"/>
